--- a/reports/report_swin.docx
+++ b/reports/report_swin.docx
@@ -66,7 +66,7 @@
           <w:rFonts w:ascii="Calibri" w:hAnsi="Calibri" w:eastAsia="Microsoft YaHei"/>
           <w:sz w:val="21"/>
         </w:rPr>
-        <w:t>复现客户现象:ModelOpt 默认 FP8 相比 FP16 仅提升 20%(batch 8),TensorRT 10.13 为 16%。</w:t>
+        <w:t>复现客户现象:默认 FP8 吞吐仅为 FP16 的 1.20×(batch 8),TensorRT 10.13 为 1.16×。</w:t>
       </w:r>
     </w:p>
     <w:p>
@@ -79,7 +79,7 @@
           <w:rFonts w:ascii="Calibri" w:hAnsi="Calibri" w:eastAsia="Microsoft YaHei"/>
           <w:sz w:val="21"/>
         </w:rPr>
-        <w:t>根因一:FP8 只加速线性层(1.45×);LayerNorm、注意力、窗口重排、分类头约占 GPU 时间 38%,不受益。</w:t>
+        <w:t>根因一:FP8 只加速线性层(1.45×);LayerNorm、注意力、窗口重排、分类头占 GPU 时间 38%,不受益。</w:t>
       </w:r>
     </w:p>
     <w:p>
@@ -92,7 +92,7 @@
           <w:rFonts w:ascii="Calibri" w:hAnsi="Calibri" w:eastAsia="Microsoft YaHei"/>
           <w:sz w:val="21"/>
         </w:rPr>
-        <w:t>根因二:FP8 下 GELU 与前一层 GEMM 的融合断开,变为独立 kernel,抵消约 40% 的 GEMM 收益。</w:t>
+        <w:t>根因二:FP8 下 GELU 无法与线性层融合,独立 kernel 抵消 42% 的线性层收益。</w:t>
       </w:r>
     </w:p>
     <w:p>
@@ -105,7 +105,7 @@
           <w:rFonts w:ascii="Calibri" w:hAnsi="Calibri" w:eastAsia="Microsoft YaHei"/>
           <w:sz w:val="21"/>
         </w:rPr>
-        <w:t>两项改动后提升至 1.37×(batch 8)/ 1.56×(batch 32):GELU 改 tanh 近似导出 + 分类头一并量化,精度不变。</w:t>
+        <w:t>优化:GELU 改 tanh 近似导出 + 分类头一并量化,提升至 1.37×(batch 8)/ 1.56×(batch 32),精度不变。</w:t>
       </w:r>
     </w:p>
     <w:p>
@@ -118,7 +118,7 @@
           <w:rFonts w:ascii="Calibri" w:hAnsi="Calibri" w:eastAsia="Microsoft YaHei"/>
           <w:sz w:val="21"/>
         </w:rPr>
-        <w:t>注意力 FP8 量化几乎无收益;NVIDIA 示例的 torch 量化路径反而比 FP16 更慢。</w:t>
+        <w:t>无效方向:注意力 FP8 量化(收益约 2%);NVIDIA 示例的 torch 量化路径(比 FP16 慢)。</w:t>
       </w:r>
     </w:p>
     <w:p>
@@ -349,7 +349,7 @@
                 <w:b w:val="0"/>
                 <w:sz w:val="19"/>
               </w:rPr>
-              <w:t>Swin-T(swin_tiny_patch4_window7_224_22k,官方权重,21841 类)· timm 加载 · ONNX opset 17 · 动态 batch 1–32</w:t>
+              <w:t>Swin-T(swin_tiny_patch4_window7_224_22k,官方权重,21841 类)· timm · ONNX opset 17 · 动态 batch 1–32</w:t>
             </w:r>
           </w:p>
         </w:tc>
@@ -625,7 +625,7 @@
                 <w:b w:val="0"/>
                 <w:sz w:val="19"/>
               </w:rPr>
-              <w:t>trtexec GPU 纯计算吞吐 · batch 1 / 8 / 32 · 每点 15 s</w:t>
+              <w:t>trtexec GPU 纯计算吞吐 · batch 1 / 8 / 32 · 每点 15 s。含 PCIe 传输与纯计算相差 ≤ 1.1%,不单列</w:t>
             </w:r>
           </w:p>
         </w:tc>
@@ -1180,7 +1180,7 @@
           <w:color w:val="606A76"/>
           <w:sz w:val="18"/>
         </w:rPr>
-        <w:t>与客户反馈的 10%–20% 一致。两个 TensorRT 版本的 FP8 吞吐相同,版本不是 Swin 的主要因素(与 YOLOv8 不同)。</w:t>
+        <w:t>与客户反馈的 10%–20% 一致。两版本 FP8 吞吐相同,TensorRT 版本不是 Swin 的主要因素(与 YOLOv8 不同)。</w:t>
       </w:r>
     </w:p>
     <w:p>
@@ -1968,7 +1968,7 @@
           <w:color w:val="606A76"/>
           <w:sz w:val="18"/>
         </w:rPr>
-        <w:t>FP8 优化后 = GELU tanh 近似 + 分类头量化(见 3.3)。线性层 FP8 加速 1.45×;LayerNorm、注意力、数据重排、分类头合计占 FP16 的 38%,默认 FP8 不加速。逐层 profile 含插桩开销,仅作相对比较。</w:t>
+        <w:t>FP8 优化后 = GELU tanh 近似 + 分类头量化(见 3.3)。逐层 profile 含插桩开销,仅作相对比较。</w:t>
       </w:r>
     </w:p>
     <w:p>
@@ -2165,7 +2165,7 @@
                 <w:b w:val="0"/>
                 <w:sz w:val="19"/>
               </w:rPr>
-              <w:t>ModelOpt 默认</w:t>
+              <w:t>ModelOpt 默认参数</w:t>
             </w:r>
           </w:p>
         </w:tc>
@@ -2880,7 +2880,7 @@
           <w:color w:val="606A76"/>
           <w:sz w:val="18"/>
         </w:rPr>
-        <w:t>基线均为原模型(erf GELU)的 FP16。GELU tanh 与原写法在 FP32 下 logits 余弦 ≥ 0.99999,对精度可忽略;各 FP8 变体与 FP16 的 logits 余弦均约 0.989,一致率相近,改动未引入额外精度损失。</w:t>
+        <w:t>基线为原模型(erf GELU)FP16。tanh 与 erf 写法在 FP32 下 logits 余弦 ≥ 0.99999;各 FP8 变体与 FP16 的 logits 余弦均约 0.989,优化未引入额外精度损失。</w:t>
       </w:r>
     </w:p>
     <w:p>
@@ -3008,7 +3008,7 @@
                 <w:b w:val="0"/>
                 <w:sz w:val="19"/>
               </w:rPr>
-              <w:t>线性层 GEMM 占 FP16 GPU 时间 60%;其余 38% FP8 不加速</w:t>
+              <w:t>线性层占 FP16 GPU 时间 60%,其余 38% FP8 不加速(附录 A)</w:t>
             </w:r>
           </w:p>
         </w:tc>
@@ -3028,7 +3028,7 @@
                 <w:b w:val="0"/>
                 <w:sz w:val="19"/>
               </w:rPr>
-              <w:t>batch 8 下即使 GEMM 加速 2 倍,上限约 1.43×</w:t>
+              <w:t>batch 8 下即使线性层加速 2×,上限约 1.43×;优化后已达 1.37×</w:t>
             </w:r>
           </w:p>
         </w:tc>
@@ -3070,7 +3070,7 @@
                 <w:b w:val="0"/>
                 <w:sz w:val="19"/>
               </w:rPr>
-              <w:t>FP16 中 GELU 融合进 GEMM;FP8 中成为独立 kernel(0.20 ms)</w:t>
+              <w:t>FP16 中 GELU 融合进线性层;FP8 中为独立 kernel(0.20 ms)(附录 B)</w:t>
             </w:r>
           </w:p>
         </w:tc>
@@ -3090,7 +3090,7 @@
                 <w:b w:val="0"/>
                 <w:sz w:val="19"/>
               </w:rPr>
-              <w:t>抵消 GEMM 节省的 42%</w:t>
+              <w:t>抵消线性层收益的 42%</w:t>
             </w:r>
           </w:p>
         </w:tc>
@@ -3112,7 +3112,7 @@
                 <w:b w:val="0"/>
                 <w:sz w:val="19"/>
               </w:rPr>
-              <w:t>分类头被跳过</w:t>
+              <w:t>分类头未量化</w:t>
             </w:r>
           </w:p>
         </w:tc>
@@ -3132,7 +3132,7 @@
                 <w:b w:val="0"/>
                 <w:sz w:val="19"/>
               </w:rPr>
-              <w:t>ModelOpt 校准按 batch 1 推理,把 21841 类分类头误判为 GEMV</w:t>
+              <w:t>ModelOpt 按 batch 1 判断,把分类头误判为矩阵向量乘(GEMV)而跳过(附录 C)</w:t>
             </w:r>
           </w:p>
         </w:tc>
@@ -3194,7 +3194,7 @@
                 <w:b w:val="0"/>
                 <w:sz w:val="19"/>
               </w:rPr>
-              <w:t>head 维度 32、窗口 49 token,低于 TRT FP8 注意力的收益门槛(≥ 128)</w:t>
+              <w:t>head 维度 32、窗口 49 token,低于 TRT FP8 注意力的收益门槛(≥ 128);默认仅 7/12 块的注意力被量化(移位窗口块未识别)</w:t>
             </w:r>
           </w:p>
         </w:tc>
@@ -3214,7 +3214,7 @@
                 <w:b w:val="0"/>
                 <w:sz w:val="19"/>
               </w:rPr>
-              <w:t>量化注意力仅快约 2%</w:t>
+              <w:t>全部不量化仅慢约 2%</w:t>
             </w:r>
           </w:p>
         </w:tc>
@@ -3282,22 +3282,6 @@
         </w:tc>
       </w:tr>
     </w:tbl>
-    <w:p>
-      <w:pPr>
-        <w:spacing w:after="120"/>
-        <w:jc w:val="left"/>
-      </w:pPr>
-      <w:r>
-        <w:rPr>
-          <w:rFonts w:ascii="Calibri" w:hAnsi="Calibri" w:eastAsia="Microsoft YaHei"/>
-          <w:b w:val="0"/>
-          <w:i w:val="0"/>
-          <w:color w:val="606A76"/>
-          <w:sz w:val="18"/>
-        </w:rPr>
-        <w:t>GELU 的融合与写法相关:TRT 11.3 中 FP16 只能融合 erf 写法,FP8 只能融合 tanh 写法。因此用 tanh 写法时 FP16 反而变慢(batch 8 −7%),但 FP8 获得完整融合。</w:t>
-      </w:r>
-    </w:p>
     <w:p>
       <w:pPr>
         <w:pStyle w:val="Heading1"/>
@@ -3400,7 +3384,7 @@
                 <w:b w:val="0"/>
                 <w:sz w:val="19"/>
               </w:rPr>
-              <w:t>batch 8:1.20× → 1.31×;精度不变</w:t>
+              <w:t>batch 8:1.20× → 1.31×,精度不变</w:t>
             </w:r>
           </w:p>
         </w:tc>
@@ -3464,7 +3448,7 @@
                 <w:b w:val="0"/>
                 <w:sz w:val="19"/>
               </w:rPr>
-              <w:t>继续使用 ModelOpt ONNX PTQ,不用 torch 量化路径</w:t>
+              <w:t>使用 ModelOpt ONNX PTQ,不用 torch 量化路径</w:t>
             </w:r>
           </w:p>
         </w:tc>
@@ -3568,7 +3552,7 @@
                 <w:b w:val="0"/>
                 <w:sz w:val="19"/>
               </w:rPr>
-              <w:t>两项优化后 batch 32 达 1.56×</w:t>
+              <w:t>优化后 batch 32 达 1.56×</w:t>
             </w:r>
           </w:p>
         </w:tc>
@@ -3634,7 +3618,7 @@
           <w:rFonts w:ascii="Calibri" w:hAnsi="Calibri" w:eastAsia="Microsoft YaHei"/>
           <w:sz w:val="19"/>
         </w:rPr>
-        <w:t>测试硬件为 Blackwell;客户 L4 为 Ada 架构,算子融合行为可能不同,GELU 写法与分类头量化的收益需在 L4 上复核。</w:t>
+        <w:t>测试硬件为 Blackwell;客户 L4 为 Ada 架构,算子融合行为可能不同,两项优化需在 L4 上复核。</w:t>
       </w:r>
     </w:p>
     <w:p>
@@ -3660,7 +3644,7 @@
           <w:rFonts w:ascii="Calibri" w:hAnsi="Calibri" w:eastAsia="Microsoft YaHei"/>
           <w:sz w:val="19"/>
         </w:rPr>
-        <w:t>精度为与 FP16 引擎输出的一致性;22K 类中近义类多,top-1 一致率只作变体间相对比较,不代表绝对准确率。</w:t>
+        <w:t>22K 类中近义类多,top-1 一致率只作变体间相对比较,不代表绝对准确率。</w:t>
       </w:r>
     </w:p>
     <w:p>
@@ -3673,7 +3657,7 @@
           <w:rFonts w:ascii="Calibri" w:hAnsi="Calibri" w:eastAsia="Microsoft YaHei"/>
           <w:sz w:val="19"/>
         </w:rPr>
-        <w:t>客户若使用 1000 类或自定义分类头,分类头占比更小,「分类头量化」的收益相应减小。</w:t>
+        <w:t>客户若使用 1000 类或自定义分类头,分类头占比更小,分类头量化的收益相应减小。</w:t>
       </w:r>
     </w:p>
     <w:p>
@@ -3686,7 +3670,973 @@
           <w:rFonts w:ascii="Calibri" w:hAnsi="Calibri" w:eastAsia="Microsoft YaHei"/>
           <w:sz w:val="19"/>
         </w:rPr>
-        <w:t>各变体与同一轮运行的 FP16 基线比较;GELU tanh 两行的基线取第二轮原模型 FP16。同一 FP16 基线两次测量相差约 0.5%。</w:t>
+        <w:t>各变体与同一轮运行的 FP16 基线比较(GELU tanh 两行取第二轮原模型 FP16);同一基线两次测量相差约 0.5%。</w:t>
+      </w:r>
+    </w:p>
+    <w:p>
+      <w:pPr>
+        <w:pStyle w:val="Heading1"/>
+      </w:pPr>
+      <w:r>
+        <w:t>附录 原理说明</w:t>
+      </w:r>
+    </w:p>
+    <w:p>
+      <w:pPr>
+        <w:pStyle w:val="Heading2"/>
+      </w:pPr>
+      <w:r>
+        <w:t>A. FP8 为什么只加速线性层</w:t>
+      </w:r>
+    </w:p>
+    <w:p>
+      <w:pPr>
+        <w:spacing w:after="120"/>
+        <w:jc w:val="left"/>
+      </w:pPr>
+      <w:r>
+        <w:rPr>
+          <w:rFonts w:ascii="Calibri" w:hAnsi="Calibri" w:eastAsia="Microsoft YaHei"/>
+          <w:b w:val="0"/>
+          <w:i w:val="0"/>
+          <w:color w:val="606A76"/>
+          <w:sz w:val="18"/>
+        </w:rPr>
+        <w:t>FP8 的收益来自 Tensor Core:同样时间内乘法次数为 FP16 的 2 倍,数据量减半。只有矩阵够大、耗时以计算为主时才能体现。</w:t>
+      </w:r>
+    </w:p>
+    <w:tbl>
+      <w:tblPr>
+        <w:tblStyle w:val="TableGrid"/>
+        <w:tblW w:type="auto" w:w="0"/>
+        <w:jc w:val="center"/>
+        <w:tblLook w:firstColumn="1" w:firstRow="1" w:lastColumn="0" w:lastRow="0" w:noHBand="0" w:noVBand="1" w:val="04A0"/>
+      </w:tblPr>
+      <w:tblGrid>
+        <w:gridCol w:w="2412"/>
+        <w:gridCol w:w="2412"/>
+        <w:gridCol w:w="2412"/>
+        <w:gridCol w:w="2412"/>
+      </w:tblGrid>
+      <w:tr>
+        <w:tc>
+          <w:tcPr>
+            <w:tcW w:type="dxa" w:w="2304"/>
+            <w:shd w:val="clear" w:fill="1257A0"/>
+          </w:tcPr>
+          <w:p>
+            <w:pPr>
+              <w:spacing w:after="20" w:before="20"/>
+              <w:jc w:val="left"/>
+            </w:pPr>
+            <w:r/>
+            <w:r>
+              <w:rPr>
+                <w:rFonts w:ascii="Calibri" w:hAnsi="Calibri" w:eastAsia="Microsoft YaHei"/>
+                <w:b/>
+                <w:color w:val="FFFFFF"/>
+                <w:sz w:val="19"/>
+              </w:rPr>
+              <w:t>算子</w:t>
+            </w:r>
+          </w:p>
+        </w:tc>
+        <w:tc>
+          <w:tcPr>
+            <w:tcW w:type="dxa" w:w="3600"/>
+            <w:shd w:val="clear" w:fill="1257A0"/>
+          </w:tcPr>
+          <w:p>
+            <w:pPr>
+              <w:spacing w:after="20" w:before="20"/>
+              <w:jc w:val="center"/>
+            </w:pPr>
+            <w:r/>
+            <w:r>
+              <w:rPr>
+                <w:rFonts w:ascii="Calibri" w:hAnsi="Calibri" w:eastAsia="Microsoft YaHei"/>
+                <w:b/>
+                <w:color w:val="FFFFFF"/>
+                <w:sz w:val="19"/>
+              </w:rPr>
+              <w:t>运算规模(batch 8,第一阶段)</w:t>
+            </w:r>
+          </w:p>
+        </w:tc>
+        <w:tc>
+          <w:tcPr>
+            <w:tcW w:type="dxa" w:w="2448"/>
+            <w:shd w:val="clear" w:fill="1257A0"/>
+          </w:tcPr>
+          <w:p>
+            <w:pPr>
+              <w:spacing w:after="20" w:before="20"/>
+              <w:jc w:val="center"/>
+            </w:pPr>
+            <w:r/>
+            <w:r>
+              <w:rPr>
+                <w:rFonts w:ascii="Calibri" w:hAnsi="Calibri" w:eastAsia="Microsoft YaHei"/>
+                <w:b/>
+                <w:color w:val="FFFFFF"/>
+                <w:sz w:val="19"/>
+              </w:rPr>
+              <w:t>耗时瓶颈</w:t>
+            </w:r>
+          </w:p>
+        </w:tc>
+        <w:tc>
+          <w:tcPr>
+            <w:tcW w:type="dxa" w:w="1296"/>
+            <w:shd w:val="clear" w:fill="1257A0"/>
+          </w:tcPr>
+          <w:p>
+            <w:pPr>
+              <w:spacing w:after="20" w:before="20"/>
+              <w:jc w:val="center"/>
+            </w:pPr>
+            <w:r/>
+            <w:r>
+              <w:rPr>
+                <w:rFonts w:ascii="Calibri" w:hAnsi="Calibri" w:eastAsia="Microsoft YaHei"/>
+                <w:b/>
+                <w:color w:val="FFFFFF"/>
+                <w:sz w:val="19"/>
+              </w:rPr>
+              <w:t>FP8 收益</w:t>
+            </w:r>
+          </w:p>
+        </w:tc>
+      </w:tr>
+      <w:tr>
+        <w:tc>
+          <w:tcPr>
+            <w:tcW w:type="dxa" w:w="2304"/>
+          </w:tcPr>
+          <w:p>
+            <w:pPr>
+              <w:spacing w:after="20" w:before="20"/>
+              <w:jc w:val="left"/>
+            </w:pPr>
+            <w:r/>
+            <w:r>
+              <w:rPr>
+                <w:rFonts w:ascii="Calibri" w:hAnsi="Calibri" w:eastAsia="Microsoft YaHei"/>
+                <w:b w:val="0"/>
+                <w:sz w:val="19"/>
+              </w:rPr>
+              <w:t>线性层</w:t>
+            </w:r>
+          </w:p>
+        </w:tc>
+        <w:tc>
+          <w:tcPr>
+            <w:tcW w:type="dxa" w:w="3600"/>
+          </w:tcPr>
+          <w:p>
+            <w:pPr>
+              <w:spacing w:after="20" w:before="20"/>
+              <w:jc w:val="center"/>
+            </w:pPr>
+            <w:r/>
+            <w:r>
+              <w:rPr>
+                <w:rFonts w:ascii="Calibri" w:hAnsi="Calibri" w:eastAsia="Microsoft YaHei"/>
+                <w:b w:val="0"/>
+                <w:sz w:val="19"/>
+              </w:rPr>
+              <w:t>约 25,000 行 × 96 → 384 的大矩阵乘</w:t>
+            </w:r>
+          </w:p>
+        </w:tc>
+        <w:tc>
+          <w:tcPr>
+            <w:tcW w:type="dxa" w:w="2448"/>
+          </w:tcPr>
+          <w:p>
+            <w:pPr>
+              <w:spacing w:after="20" w:before="20"/>
+              <w:jc w:val="center"/>
+            </w:pPr>
+            <w:r/>
+            <w:r>
+              <w:rPr>
+                <w:rFonts w:ascii="Calibri" w:hAnsi="Calibri" w:eastAsia="Microsoft YaHei"/>
+                <w:b w:val="0"/>
+                <w:sz w:val="19"/>
+              </w:rPr>
+              <w:t>计算</w:t>
+            </w:r>
+          </w:p>
+        </w:tc>
+        <w:tc>
+          <w:tcPr>
+            <w:tcW w:type="dxa" w:w="1296"/>
+          </w:tcPr>
+          <w:p>
+            <w:pPr>
+              <w:spacing w:after="20" w:before="20"/>
+              <w:jc w:val="center"/>
+            </w:pPr>
+            <w:r/>
+            <w:r>
+              <w:rPr>
+                <w:rFonts w:ascii="Calibri" w:hAnsi="Calibri" w:eastAsia="Microsoft YaHei"/>
+                <w:b w:val="0"/>
+                <w:sz w:val="19"/>
+              </w:rPr>
+              <w:t>1.45×</w:t>
+            </w:r>
+          </w:p>
+        </w:tc>
+      </w:tr>
+      <w:tr>
+        <w:tc>
+          <w:tcPr>
+            <w:tcW w:type="dxa" w:w="2304"/>
+          </w:tcPr>
+          <w:p>
+            <w:pPr>
+              <w:spacing w:after="20" w:before="20"/>
+              <w:jc w:val="left"/>
+            </w:pPr>
+            <w:r/>
+            <w:r>
+              <w:rPr>
+                <w:rFonts w:ascii="Calibri" w:hAnsi="Calibri" w:eastAsia="Microsoft YaHei"/>
+                <w:b w:val="0"/>
+                <w:sz w:val="19"/>
+              </w:rPr>
+              <w:t>注意力</w:t>
+            </w:r>
+          </w:p>
+        </w:tc>
+        <w:tc>
+          <w:tcPr>
+            <w:tcW w:type="dxa" w:w="3600"/>
+          </w:tcPr>
+          <w:p>
+            <w:pPr>
+              <w:spacing w:after="20" w:before="20"/>
+              <w:jc w:val="center"/>
+            </w:pPr>
+            <w:r/>
+            <w:r>
+              <w:rPr>
+                <w:rFonts w:ascii="Calibri" w:hAnsi="Calibri" w:eastAsia="Microsoft YaHei"/>
+                <w:b w:val="0"/>
+                <w:sz w:val="19"/>
+              </w:rPr>
+              <w:t>每个窗口 49×32 × 32×49 的小矩阵乘,每层上千个</w:t>
+            </w:r>
+          </w:p>
+        </w:tc>
+        <w:tc>
+          <w:tcPr>
+            <w:tcW w:type="dxa" w:w="2448"/>
+          </w:tcPr>
+          <w:p>
+            <w:pPr>
+              <w:spacing w:after="20" w:before="20"/>
+              <w:jc w:val="center"/>
+            </w:pPr>
+            <w:r/>
+            <w:r>
+              <w:rPr>
+                <w:rFonts w:ascii="Calibri" w:hAnsi="Calibri" w:eastAsia="Microsoft YaHei"/>
+                <w:b w:val="0"/>
+                <w:sz w:val="19"/>
+              </w:rPr>
+              <w:t>读写显存、Softmax(只能 FP16)</w:t>
+            </w:r>
+          </w:p>
+        </w:tc>
+        <w:tc>
+          <w:tcPr>
+            <w:tcW w:type="dxa" w:w="1296"/>
+          </w:tcPr>
+          <w:p>
+            <w:pPr>
+              <w:spacing w:after="20" w:before="20"/>
+              <w:jc w:val="center"/>
+            </w:pPr>
+            <w:r/>
+            <w:r>
+              <w:rPr>
+                <w:rFonts w:ascii="Calibri" w:hAnsi="Calibri" w:eastAsia="Microsoft YaHei"/>
+                <w:b w:val="0"/>
+                <w:sz w:val="19"/>
+              </w:rPr>
+              <w:t>约 6%</w:t>
+            </w:r>
+          </w:p>
+        </w:tc>
+      </w:tr>
+      <w:tr>
+        <w:tc>
+          <w:tcPr>
+            <w:tcW w:type="dxa" w:w="2304"/>
+          </w:tcPr>
+          <w:p>
+            <w:pPr>
+              <w:spacing w:after="20" w:before="20"/>
+              <w:jc w:val="left"/>
+            </w:pPr>
+            <w:r/>
+            <w:r>
+              <w:rPr>
+                <w:rFonts w:ascii="Calibri" w:hAnsi="Calibri" w:eastAsia="Microsoft YaHei"/>
+                <w:b w:val="0"/>
+                <w:sz w:val="19"/>
+              </w:rPr>
+              <w:t>LayerNorm / GELU / 窗口重排</w:t>
+            </w:r>
+          </w:p>
+        </w:tc>
+        <w:tc>
+          <w:tcPr>
+            <w:tcW w:type="dxa" w:w="3600"/>
+          </w:tcPr>
+          <w:p>
+            <w:pPr>
+              <w:spacing w:after="20" w:before="20"/>
+              <w:jc w:val="center"/>
+            </w:pPr>
+            <w:r/>
+            <w:r>
+              <w:rPr>
+                <w:rFonts w:ascii="Calibri" w:hAnsi="Calibri" w:eastAsia="Microsoft YaHei"/>
+                <w:b w:val="0"/>
+                <w:sz w:val="19"/>
+              </w:rPr>
+              <w:t>逐元素运算,无矩阵乘</w:t>
+            </w:r>
+          </w:p>
+        </w:tc>
+        <w:tc>
+          <w:tcPr>
+            <w:tcW w:type="dxa" w:w="2448"/>
+          </w:tcPr>
+          <w:p>
+            <w:pPr>
+              <w:spacing w:after="20" w:before="20"/>
+              <w:jc w:val="center"/>
+            </w:pPr>
+            <w:r/>
+            <w:r>
+              <w:rPr>
+                <w:rFonts w:ascii="Calibri" w:hAnsi="Calibri" w:eastAsia="Microsoft YaHei"/>
+                <w:b w:val="0"/>
+                <w:sz w:val="19"/>
+              </w:rPr>
+              <w:t>读写显存</w:t>
+            </w:r>
+          </w:p>
+        </w:tc>
+        <w:tc>
+          <w:tcPr>
+            <w:tcW w:type="dxa" w:w="1296"/>
+          </w:tcPr>
+          <w:p>
+            <w:pPr>
+              <w:spacing w:after="20" w:before="20"/>
+              <w:jc w:val="center"/>
+            </w:pPr>
+            <w:r/>
+            <w:r>
+              <w:rPr>
+                <w:rFonts w:ascii="Calibri" w:hAnsi="Calibri" w:eastAsia="Microsoft YaHei"/>
+                <w:b w:val="0"/>
+                <w:sz w:val="19"/>
+              </w:rPr>
+              <w:t>基本无</w:t>
+            </w:r>
+          </w:p>
+        </w:tc>
+      </w:tr>
+    </w:tbl>
+    <w:p>
+      <w:pPr>
+        <w:pStyle w:val="Heading2"/>
+      </w:pPr>
+      <w:r>
+        <w:t>B. GELU 的两种写法与融合</w:t>
+      </w:r>
+    </w:p>
+    <w:tbl>
+      <w:tblPr>
+        <w:tblStyle w:val="TableGrid"/>
+        <w:tblW w:type="auto" w:w="0"/>
+        <w:jc w:val="center"/>
+        <w:tblLook w:firstColumn="1" w:firstRow="1" w:lastColumn="0" w:lastRow="0" w:noHBand="0" w:noVBand="1" w:val="04A0"/>
+      </w:tblPr>
+      <w:tblGrid>
+        <w:gridCol w:w="2412"/>
+        <w:gridCol w:w="2412"/>
+        <w:gridCol w:w="2412"/>
+        <w:gridCol w:w="2412"/>
+      </w:tblGrid>
+      <w:tr>
+        <w:tc>
+          <w:tcPr>
+            <w:tcW w:type="dxa" w:w="2016"/>
+            <w:shd w:val="clear" w:fill="1257A0"/>
+          </w:tcPr>
+          <w:p>
+            <w:pPr>
+              <w:spacing w:after="20" w:before="20"/>
+              <w:jc w:val="left"/>
+            </w:pPr>
+            <w:r/>
+            <w:r>
+              <w:rPr>
+                <w:rFonts w:ascii="Calibri" w:hAnsi="Calibri" w:eastAsia="Microsoft YaHei"/>
+                <w:b/>
+                <w:color w:val="FFFFFF"/>
+                <w:sz w:val="19"/>
+              </w:rPr>
+              <w:t>写法</w:t>
+            </w:r>
+          </w:p>
+        </w:tc>
+        <w:tc>
+          <w:tcPr>
+            <w:tcW w:type="dxa" w:w="4176"/>
+            <w:shd w:val="clear" w:fill="1257A0"/>
+          </w:tcPr>
+          <w:p>
+            <w:pPr>
+              <w:spacing w:after="20" w:before="20"/>
+              <w:jc w:val="center"/>
+            </w:pPr>
+            <w:r/>
+            <w:r>
+              <w:rPr>
+                <w:rFonts w:ascii="Calibri" w:hAnsi="Calibri" w:eastAsia="Microsoft YaHei"/>
+                <w:b/>
+                <w:color w:val="FFFFFF"/>
+                <w:sz w:val="19"/>
+              </w:rPr>
+              <w:t>公式</w:t>
+            </w:r>
+          </w:p>
+        </w:tc>
+        <w:tc>
+          <w:tcPr>
+            <w:tcW w:type="dxa" w:w="1728"/>
+            <w:shd w:val="clear" w:fill="1257A0"/>
+          </w:tcPr>
+          <w:p>
+            <w:pPr>
+              <w:spacing w:after="20" w:before="20"/>
+              <w:jc w:val="center"/>
+            </w:pPr>
+            <w:r/>
+            <w:r>
+              <w:rPr>
+                <w:rFonts w:ascii="Calibri" w:hAnsi="Calibri" w:eastAsia="Microsoft YaHei"/>
+                <w:b/>
+                <w:color w:val="FFFFFF"/>
+                <w:sz w:val="19"/>
+              </w:rPr>
+              <w:t>TRT 11.3 融合:FP16</w:t>
+            </w:r>
+          </w:p>
+        </w:tc>
+        <w:tc>
+          <w:tcPr>
+            <w:tcW w:type="dxa" w:w="1728"/>
+            <w:shd w:val="clear" w:fill="1257A0"/>
+          </w:tcPr>
+          <w:p>
+            <w:pPr>
+              <w:spacing w:after="20" w:before="20"/>
+              <w:jc w:val="center"/>
+            </w:pPr>
+            <w:r/>
+            <w:r>
+              <w:rPr>
+                <w:rFonts w:ascii="Calibri" w:hAnsi="Calibri" w:eastAsia="Microsoft YaHei"/>
+                <w:b/>
+                <w:color w:val="FFFFFF"/>
+                <w:sz w:val="19"/>
+              </w:rPr>
+              <w:t>TRT 11.3 融合:FP8</w:t>
+            </w:r>
+          </w:p>
+        </w:tc>
+      </w:tr>
+      <w:tr>
+        <w:tc>
+          <w:tcPr>
+            <w:tcW w:type="dxa" w:w="2016"/>
+          </w:tcPr>
+          <w:p>
+            <w:pPr>
+              <w:spacing w:after="20" w:before="20"/>
+              <w:jc w:val="left"/>
+            </w:pPr>
+            <w:r/>
+            <w:r>
+              <w:rPr>
+                <w:rFonts w:ascii="Calibri" w:hAnsi="Calibri" w:eastAsia="Microsoft YaHei"/>
+                <w:b w:val="0"/>
+                <w:sz w:val="19"/>
+              </w:rPr>
+              <w:t>erf(精确,原模型)</w:t>
+            </w:r>
+          </w:p>
+        </w:tc>
+        <w:tc>
+          <w:tcPr>
+            <w:tcW w:type="dxa" w:w="4176"/>
+          </w:tcPr>
+          <w:p>
+            <w:pPr>
+              <w:spacing w:after="20" w:before="20"/>
+              <w:jc w:val="center"/>
+            </w:pPr>
+            <w:r/>
+            <w:r>
+              <w:rPr>
+                <w:rFonts w:ascii="Calibri" w:hAnsi="Calibri" w:eastAsia="Microsoft YaHei"/>
+                <w:b w:val="0"/>
+                <w:sz w:val="19"/>
+              </w:rPr>
+              <w:t>0.5·x·(1 + erf(x / √2))</w:t>
+            </w:r>
+          </w:p>
+        </w:tc>
+        <w:tc>
+          <w:tcPr>
+            <w:tcW w:type="dxa" w:w="1728"/>
+          </w:tcPr>
+          <w:p>
+            <w:pPr>
+              <w:spacing w:after="20" w:before="20"/>
+              <w:jc w:val="center"/>
+            </w:pPr>
+            <w:r/>
+            <w:r>
+              <w:rPr>
+                <w:rFonts w:ascii="Calibri" w:hAnsi="Calibri" w:eastAsia="Microsoft YaHei"/>
+                <w:b w:val="0"/>
+                <w:sz w:val="19"/>
+              </w:rPr>
+              <w:t>✓</w:t>
+            </w:r>
+          </w:p>
+        </w:tc>
+        <w:tc>
+          <w:tcPr>
+            <w:tcW w:type="dxa" w:w="1728"/>
+          </w:tcPr>
+          <w:p>
+            <w:pPr>
+              <w:spacing w:after="20" w:before="20"/>
+              <w:jc w:val="center"/>
+            </w:pPr>
+            <w:r/>
+            <w:r>
+              <w:rPr>
+                <w:rFonts w:ascii="Calibri" w:hAnsi="Calibri" w:eastAsia="Microsoft YaHei"/>
+                <w:b w:val="0"/>
+                <w:sz w:val="19"/>
+              </w:rPr>
+              <w:t>✗</w:t>
+            </w:r>
+          </w:p>
+        </w:tc>
+      </w:tr>
+      <w:tr>
+        <w:tc>
+          <w:tcPr>
+            <w:tcW w:type="dxa" w:w="2016"/>
+          </w:tcPr>
+          <w:p>
+            <w:pPr>
+              <w:spacing w:after="20" w:before="20"/>
+              <w:jc w:val="left"/>
+            </w:pPr>
+            <w:r/>
+            <w:r>
+              <w:rPr>
+                <w:rFonts w:ascii="Calibri" w:hAnsi="Calibri" w:eastAsia="Microsoft YaHei"/>
+                <w:b w:val="0"/>
+                <w:sz w:val="19"/>
+              </w:rPr>
+              <w:t>tanh(近似)</w:t>
+            </w:r>
+          </w:p>
+        </w:tc>
+        <w:tc>
+          <w:tcPr>
+            <w:tcW w:type="dxa" w:w="4176"/>
+          </w:tcPr>
+          <w:p>
+            <w:pPr>
+              <w:spacing w:after="20" w:before="20"/>
+              <w:jc w:val="center"/>
+            </w:pPr>
+            <w:r/>
+            <w:r>
+              <w:rPr>
+                <w:rFonts w:ascii="Calibri" w:hAnsi="Calibri" w:eastAsia="Microsoft YaHei"/>
+                <w:b w:val="0"/>
+                <w:sz w:val="19"/>
+              </w:rPr>
+              <w:t>0.5·x·(1 + tanh(√(2/π)·(x + 0.044715·x³)))</w:t>
+            </w:r>
+          </w:p>
+        </w:tc>
+        <w:tc>
+          <w:tcPr>
+            <w:tcW w:type="dxa" w:w="1728"/>
+          </w:tcPr>
+          <w:p>
+            <w:pPr>
+              <w:spacing w:after="20" w:before="20"/>
+              <w:jc w:val="center"/>
+            </w:pPr>
+            <w:r/>
+            <w:r>
+              <w:rPr>
+                <w:rFonts w:ascii="Calibri" w:hAnsi="Calibri" w:eastAsia="Microsoft YaHei"/>
+                <w:b w:val="0"/>
+                <w:sz w:val="19"/>
+              </w:rPr>
+              <w:t>✗(FP16 慢 7%)</w:t>
+            </w:r>
+          </w:p>
+        </w:tc>
+        <w:tc>
+          <w:tcPr>
+            <w:tcW w:type="dxa" w:w="1728"/>
+          </w:tcPr>
+          <w:p>
+            <w:pPr>
+              <w:spacing w:after="20" w:before="20"/>
+              <w:jc w:val="center"/>
+            </w:pPr>
+            <w:r/>
+            <w:r>
+              <w:rPr>
+                <w:rFonts w:ascii="Calibri" w:hAnsi="Calibri" w:eastAsia="Microsoft YaHei"/>
+                <w:b w:val="0"/>
+                <w:sz w:val="19"/>
+              </w:rPr>
+              <w:t>✓</w:t>
+            </w:r>
+          </w:p>
+        </w:tc>
+      </w:tr>
+    </w:tbl>
+    <w:p>
+      <w:pPr>
+        <w:spacing w:after="120"/>
+        <w:jc w:val="left"/>
+      </w:pPr>
+      <w:r>
+        <w:rPr>
+          <w:rFonts w:ascii="Calibri" w:hAnsi="Calibri" w:eastAsia="Microsoft YaHei"/>
+          <w:b w:val="0"/>
+          <w:i w:val="0"/>
+          <w:color w:val="606A76"/>
+          <w:sz w:val="18"/>
+        </w:rPr>
+        <w:t>GELU 是 Transformer 常用的激活函数(平滑版 ReLU),两种写法数值几乎相同。融合指线性层写回结果时顺带算完 GELU,省去一轮显存读写;不融合时 GELU 需单独读写约 25,000 × 384 的中间结果。融合规则为实测行为,非官方文档,随 TRT 版本可能变化。</w:t>
+      </w:r>
+    </w:p>
+    <w:p>
+      <w:pPr>
+        <w:pStyle w:val="Heading2"/>
+      </w:pPr>
+      <w:r>
+        <w:t>C. 分类头为何被跳过</w:t>
+      </w:r>
+    </w:p>
+    <w:tbl>
+      <w:tblPr>
+        <w:tblStyle w:val="TableGrid"/>
+        <w:tblW w:type="auto" w:w="0"/>
+        <w:jc w:val="center"/>
+        <w:tblLook w:firstColumn="1" w:firstRow="1" w:lastColumn="0" w:lastRow="0" w:noHBand="0" w:noVBand="1" w:val="04A0"/>
+      </w:tblPr>
+      <w:tblGrid>
+        <w:gridCol w:w="2412"/>
+        <w:gridCol w:w="2412"/>
+        <w:gridCol w:w="2412"/>
+        <w:gridCol w:w="2412"/>
+      </w:tblGrid>
+      <w:tr>
+        <w:tc>
+          <w:tcPr>
+            <w:tcW w:type="dxa" w:w="2304"/>
+            <w:shd w:val="clear" w:fill="1257A0"/>
+          </w:tcPr>
+          <w:p>
+            <w:pPr>
+              <w:spacing w:after="20" w:before="20"/>
+              <w:jc w:val="left"/>
+            </w:pPr>
+            <w:r/>
+            <w:r>
+              <w:rPr>
+                <w:rFonts w:ascii="Calibri" w:hAnsi="Calibri" w:eastAsia="Microsoft YaHei"/>
+                <w:b/>
+                <w:color w:val="FFFFFF"/>
+                <w:sz w:val="19"/>
+              </w:rPr>
+              <w:t>batch</w:t>
+            </w:r>
+          </w:p>
+        </w:tc>
+        <w:tc>
+          <w:tcPr>
+            <w:tcW w:type="dxa" w:w="3312"/>
+            <w:shd w:val="clear" w:fill="1257A0"/>
+          </w:tcPr>
+          <w:p>
+            <w:pPr>
+              <w:spacing w:after="20" w:before="20"/>
+              <w:jc w:val="center"/>
+            </w:pPr>
+            <w:r/>
+            <w:r>
+              <w:rPr>
+                <w:rFonts w:ascii="Calibri" w:hAnsi="Calibri" w:eastAsia="Microsoft YaHei"/>
+                <w:b/>
+                <w:color w:val="FFFFFF"/>
+                <w:sz w:val="19"/>
+              </w:rPr>
+              <w:t>分类头运算</w:t>
+            </w:r>
+          </w:p>
+        </w:tc>
+        <w:tc>
+          <w:tcPr>
+            <w:tcW w:type="dxa" w:w="2160"/>
+            <w:shd w:val="clear" w:fill="1257A0"/>
+          </w:tcPr>
+          <w:p>
+            <w:pPr>
+              <w:spacing w:after="20" w:before="20"/>
+              <w:jc w:val="center"/>
+            </w:pPr>
+            <w:r/>
+            <w:r>
+              <w:rPr>
+                <w:rFonts w:ascii="Calibri" w:hAnsi="Calibri" w:eastAsia="Microsoft YaHei"/>
+                <w:b/>
+                <w:color w:val="FFFFFF"/>
+                <w:sz w:val="19"/>
+              </w:rPr>
+              <w:t>类型</w:t>
+            </w:r>
+          </w:p>
+        </w:tc>
+        <w:tc>
+          <w:tcPr>
+            <w:tcW w:type="dxa" w:w="1872"/>
+            <w:shd w:val="clear" w:fill="1257A0"/>
+          </w:tcPr>
+          <w:p>
+            <w:pPr>
+              <w:spacing w:after="20" w:before="20"/>
+              <w:jc w:val="center"/>
+            </w:pPr>
+            <w:r/>
+            <w:r>
+              <w:rPr>
+                <w:rFonts w:ascii="Calibri" w:hAnsi="Calibri" w:eastAsia="Microsoft YaHei"/>
+                <w:b/>
+                <w:color w:val="FFFFFF"/>
+                <w:sz w:val="19"/>
+              </w:rPr>
+              <w:t>ModelOpt 默认</w:t>
+            </w:r>
+          </w:p>
+        </w:tc>
+      </w:tr>
+      <w:tr>
+        <w:tc>
+          <w:tcPr>
+            <w:tcW w:type="dxa" w:w="2304"/>
+          </w:tcPr>
+          <w:p>
+            <w:pPr>
+              <w:spacing w:after="20" w:before="20"/>
+              <w:jc w:val="left"/>
+            </w:pPr>
+            <w:r/>
+            <w:r>
+              <w:rPr>
+                <w:rFonts w:ascii="Calibri" w:hAnsi="Calibri" w:eastAsia="Microsoft YaHei"/>
+                <w:b w:val="0"/>
+                <w:sz w:val="19"/>
+              </w:rPr>
+              <w:t>1(ModelOpt 校准时)</w:t>
+            </w:r>
+          </w:p>
+        </w:tc>
+        <w:tc>
+          <w:tcPr>
+            <w:tcW w:type="dxa" w:w="3312"/>
+          </w:tcPr>
+          <w:p>
+            <w:pPr>
+              <w:spacing w:after="20" w:before="20"/>
+              <w:jc w:val="center"/>
+            </w:pPr>
+            <w:r/>
+            <w:r>
+              <w:rPr>
+                <w:rFonts w:ascii="Calibri" w:hAnsi="Calibri" w:eastAsia="Microsoft YaHei"/>
+                <w:b w:val="0"/>
+                <w:sz w:val="19"/>
+              </w:rPr>
+              <w:t>[1 × 768] × [768 × 21841]</w:t>
+            </w:r>
+          </w:p>
+        </w:tc>
+        <w:tc>
+          <w:tcPr>
+            <w:tcW w:type="dxa" w:w="2160"/>
+          </w:tcPr>
+          <w:p>
+            <w:pPr>
+              <w:spacing w:after="20" w:before="20"/>
+              <w:jc w:val="center"/>
+            </w:pPr>
+            <w:r/>
+            <w:r>
+              <w:rPr>
+                <w:rFonts w:ascii="Calibri" w:hAnsi="Calibri" w:eastAsia="Microsoft YaHei"/>
+                <w:b w:val="0"/>
+                <w:sz w:val="19"/>
+              </w:rPr>
+              <w:t>矩阵向量乘(GEMV)</w:t>
+            </w:r>
+          </w:p>
+        </w:tc>
+        <w:tc>
+          <w:tcPr>
+            <w:tcW w:type="dxa" w:w="1872"/>
+          </w:tcPr>
+          <w:p>
+            <w:pPr>
+              <w:spacing w:after="20" w:before="20"/>
+              <w:jc w:val="center"/>
+            </w:pPr>
+            <w:r/>
+            <w:r>
+              <w:rPr>
+                <w:rFonts w:ascii="Calibri" w:hAnsi="Calibri" w:eastAsia="Microsoft YaHei"/>
+                <w:b w:val="0"/>
+                <w:sz w:val="19"/>
+              </w:rPr>
+              <w:t>跳过,不量化</w:t>
+            </w:r>
+          </w:p>
+        </w:tc>
+      </w:tr>
+      <w:tr>
+        <w:tc>
+          <w:tcPr>
+            <w:tcW w:type="dxa" w:w="2304"/>
+          </w:tcPr>
+          <w:p>
+            <w:pPr>
+              <w:spacing w:after="20" w:before="20"/>
+              <w:jc w:val="left"/>
+            </w:pPr>
+            <w:r/>
+            <w:r>
+              <w:rPr>
+                <w:rFonts w:ascii="Calibri" w:hAnsi="Calibri" w:eastAsia="Microsoft YaHei"/>
+                <w:b w:val="0"/>
+                <w:sz w:val="19"/>
+              </w:rPr>
+              <w:t>8(实际部署)</w:t>
+            </w:r>
+          </w:p>
+        </w:tc>
+        <w:tc>
+          <w:tcPr>
+            <w:tcW w:type="dxa" w:w="3312"/>
+          </w:tcPr>
+          <w:p>
+            <w:pPr>
+              <w:spacing w:after="20" w:before="20"/>
+              <w:jc w:val="center"/>
+            </w:pPr>
+            <w:r/>
+            <w:r>
+              <w:rPr>
+                <w:rFonts w:ascii="Calibri" w:hAnsi="Calibri" w:eastAsia="Microsoft YaHei"/>
+                <w:b w:val="0"/>
+                <w:sz w:val="19"/>
+              </w:rPr>
+              <w:t>[8 × 768] × [768 × 21841]</w:t>
+            </w:r>
+          </w:p>
+        </w:tc>
+        <w:tc>
+          <w:tcPr>
+            <w:tcW w:type="dxa" w:w="2160"/>
+          </w:tcPr>
+          <w:p>
+            <w:pPr>
+              <w:spacing w:after="20" w:before="20"/>
+              <w:jc w:val="center"/>
+            </w:pPr>
+            <w:r/>
+            <w:r>
+              <w:rPr>
+                <w:rFonts w:ascii="Calibri" w:hAnsi="Calibri" w:eastAsia="Microsoft YaHei"/>
+                <w:b w:val="0"/>
+                <w:sz w:val="19"/>
+              </w:rPr>
+              <w:t>矩阵乘(GEMM)</w:t>
+            </w:r>
+          </w:p>
+        </w:tc>
+        <w:tc>
+          <w:tcPr>
+            <w:tcW w:type="dxa" w:w="1872"/>
+          </w:tcPr>
+          <w:p>
+            <w:pPr>
+              <w:spacing w:after="20" w:before="20"/>
+              <w:jc w:val="center"/>
+            </w:pPr>
+            <w:r/>
+            <w:r>
+              <w:rPr>
+                <w:rFonts w:ascii="Calibri" w:hAnsi="Calibri" w:eastAsia="Microsoft YaHei"/>
+                <w:b w:val="0"/>
+                <w:sz w:val="19"/>
+              </w:rPr>
+              <w:t>应量化</w:t>
+            </w:r>
+          </w:p>
+        </w:tc>
+      </w:tr>
+    </w:tbl>
+    <w:p>
+      <w:pPr>
+        <w:spacing w:after="120"/>
+        <w:jc w:val="left"/>
+      </w:pPr>
+      <w:r>
+        <w:rPr>
+          <w:rFonts w:ascii="Calibri" w:hAnsi="Calibri" w:eastAsia="Microsoft YaHei"/>
+          <w:b w:val="0"/>
+          <w:i w:val="0"/>
+          <w:color w:val="606A76"/>
+          <w:sz w:val="18"/>
+        </w:rPr>
+        <w:t>ModelOpt 默认跳过 GEMV(认为 FP8 无收益),而它逐张图推理判断形状,把分类头误判为 GEMV。加 --calibration_shapes 指定部署 batch 后即被量化。实测 batch 1 收益最大(+8%):分类头权重约 1,680 万个,FP8 读权重约 17 MB,FP16 约 34 MB,GEMV 同样受益,该默认规则对大分类头过于保守。</w:t>
       </w:r>
     </w:p>
     <w:sectPr>

--- a/reports/report_swin.docx
+++ b/reports/report_swin.docx
@@ -4057,6 +4057,22 @@
     </w:tbl>
     <w:p>
       <w:pPr>
+        <w:spacing w:after="120"/>
+        <w:jc w:val="left"/>
+      </w:pPr>
+      <w:r>
+        <w:rPr>
+          <w:rFonts w:ascii="Calibri" w:hAnsi="Calibri" w:eastAsia="Microsoft YaHei"/>
+          <w:b w:val="0"/>
+          <w:i w:val="0"/>
+          <w:color w:val="606A76"/>
+          <w:sz w:val="18"/>
+        </w:rPr>
+        <w:t>窗口重排:Swin 只在 7×7 窗口内做注意力,前后需把特征图切成窗口、再拼回原排列;每隔一个 block 还要整体平移半个窗口(移位),使相邻窗口交换信息。只搬运数据、不做计算,占 FP16 GPU 时间约 8%。</w:t>
+      </w:r>
+    </w:p>
+    <w:p>
+      <w:pPr>
         <w:pStyle w:val="Heading2"/>
       </w:pPr>
       <w:r>

--- a/reports/report_swin.docx
+++ b/reports/report_swin.docx
@@ -1889,7 +1889,7 @@
                 <w:b w:val="0"/>
                 <w:sz w:val="19"/>
               </w:rPr>
-              <w:t>合计</w:t>
+              <w:t>逐层合计</w:t>
             </w:r>
           </w:p>
         </w:tc>
@@ -1954,6 +1954,92 @@
           </w:p>
         </w:tc>
       </w:tr>
+      <w:tr>
+        <w:tc>
+          <w:tcPr>
+            <w:tcW w:type="dxa" w:w="3744"/>
+            <w:shd w:val="clear" w:fill="E7F0FA"/>
+          </w:tcPr>
+          <w:p>
+            <w:pPr>
+              <w:spacing w:after="20" w:before="20"/>
+              <w:jc w:val="left"/>
+            </w:pPr>
+            <w:r/>
+            <w:r>
+              <w:rPr>
+                <w:rFonts w:ascii="Calibri" w:hAnsi="Calibri" w:eastAsia="Microsoft YaHei"/>
+                <w:b/>
+                <w:sz w:val="19"/>
+              </w:rPr>
+              <w:t>实测 GPU 时间(trtexec)</w:t>
+            </w:r>
+          </w:p>
+        </w:tc>
+        <w:tc>
+          <w:tcPr>
+            <w:tcW w:type="dxa" w:w="1872"/>
+            <w:shd w:val="clear" w:fill="E7F0FA"/>
+          </w:tcPr>
+          <w:p>
+            <w:pPr>
+              <w:spacing w:after="20" w:before="20"/>
+              <w:jc w:val="center"/>
+            </w:pPr>
+            <w:r/>
+            <w:r>
+              <w:rPr>
+                <w:rFonts w:ascii="Calibri" w:hAnsi="Calibri" w:eastAsia="Microsoft YaHei"/>
+                <w:b/>
+                <w:sz w:val="19"/>
+              </w:rPr>
+              <w:t>2.17</w:t>
+            </w:r>
+          </w:p>
+        </w:tc>
+        <w:tc>
+          <w:tcPr>
+            <w:tcW w:type="dxa" w:w="1872"/>
+            <w:shd w:val="clear" w:fill="E7F0FA"/>
+          </w:tcPr>
+          <w:p>
+            <w:pPr>
+              <w:spacing w:after="20" w:before="20"/>
+              <w:jc w:val="center"/>
+            </w:pPr>
+            <w:r/>
+            <w:r>
+              <w:rPr>
+                <w:rFonts w:ascii="Calibri" w:hAnsi="Calibri" w:eastAsia="Microsoft YaHei"/>
+                <w:b/>
+                <w:sz w:val="19"/>
+              </w:rPr>
+              <w:t>1.80(1.20×)</w:t>
+            </w:r>
+          </w:p>
+        </w:tc>
+        <w:tc>
+          <w:tcPr>
+            <w:tcW w:type="dxa" w:w="1872"/>
+            <w:shd w:val="clear" w:fill="E7F0FA"/>
+          </w:tcPr>
+          <w:p>
+            <w:pPr>
+              <w:spacing w:after="20" w:before="20"/>
+              <w:jc w:val="center"/>
+            </w:pPr>
+            <w:r/>
+            <w:r>
+              <w:rPr>
+                <w:rFonts w:ascii="Calibri" w:hAnsi="Calibri" w:eastAsia="Microsoft YaHei"/>
+                <w:b/>
+                <w:sz w:val="19"/>
+              </w:rPr>
+              <w:t>1.58(1.37×)</w:t>
+            </w:r>
+          </w:p>
+        </w:tc>
+      </w:tr>
     </w:tbl>
     <w:p>
       <w:pPr>
@@ -1968,7 +2054,7 @@
           <w:color w:val="606A76"/>
           <w:sz w:val="18"/>
         </w:rPr>
-        <w:t>FP8 优化后 = GELU tanh 近似 + 分类头量化(见 3.3)。逐层 profile 含插桩开销,仅作相对比较。</w:t>
+        <w:t>FP8 优化后 = GELU tanh 近似 + 分类头量化(见 3.3)。逐层 profile 每层单独计时,合计含约 0.35 ms 插桩开销,比值被压缩(2.53 / 1.91 = 1.32×);各部分用于看耗时分配,加速比以实测 GPU 时间为准。</w:t>
       </w:r>
     </w:p>
     <w:p>
@@ -3028,7 +3114,7 @@
                 <w:b w:val="0"/>
                 <w:sz w:val="19"/>
               </w:rPr>
-              <w:t>batch 8 下即使线性层加速 2×,上限约 1.43×;优化后已达 1.37×</w:t>
+              <w:t>按逐层耗时估算,线性层即使加速 2×,上限约 1.43×(同口径优化后为 1.32×)</w:t>
             </w:r>
           </w:p>
         </w:tc>
